--- a/release/v5/docs/Ugrinsky-Wind-Wall-V5-Manual-Spanish.docx
+++ b/release/v5/docs/Ugrinsky-Wind-Wall-V5-Manual-Spanish.docx
@@ -2158,7 +2158,7 @@
               <w:rPr>
                 <w:sz w:val="20"/>
               </w:rPr>
-              <w:t>1</w:t>
+              <w:t>36</w:t>
             </w:r>
           </w:p>
         </w:tc>
@@ -2176,7 +2176,7 @@
               <w:rPr>
                 <w:sz w:val="20"/>
               </w:rPr>
-              <w:t>Casquillo separador</w:t>
+              <w:t>Imanes</w:t>
             </w:r>
           </w:p>
         </w:tc>
@@ -2194,7 +2194,7 @@
               <w:rPr>
                 <w:sz w:val="20"/>
               </w:rPr>
-              <w:t>12 × 17,85 mm; diámetro exterior y longitud; comprobar el paso M8</w:t>
+              <w:t>Dos anillos de 18 imanes cada uno; objetivo de diseño 10 × 2 mm, comprobar medidas reales y retención</w:t>
             </w:r>
           </w:p>
         </w:tc>
@@ -2218,7 +2218,7 @@
               <w:rPr>
                 <w:sz w:val="20"/>
               </w:rPr>
-              <w:t>36</w:t>
+              <w:t>1</w:t>
             </w:r>
           </w:p>
         </w:tc>
@@ -2236,7 +2236,7 @@
               <w:rPr>
                 <w:sz w:val="20"/>
               </w:rPr>
-              <w:t>Imanes</w:t>
+              <w:t>Rodamiento axial 51105 completo</w:t>
             </w:r>
           </w:p>
         </w:tc>
@@ -2254,7 +2254,7 @@
               <w:rPr>
                 <w:sz w:val="20"/>
               </w:rPr>
-              <w:t>Dos anillos de 18 imanes cada uno; objetivo de diseño 10 × 2 mm, comprobar medidas reales y retención</w:t>
+              <w:t>25 × 42 × 11 mm</w:t>
             </w:r>
           </w:p>
         </w:tc>
@@ -2296,7 +2296,7 @@
               <w:rPr>
                 <w:sz w:val="20"/>
               </w:rPr>
-              <w:t>Rodamiento axial 51105 completo</w:t>
+              <w:t>Rodamiento radial 608</w:t>
             </w:r>
           </w:p>
         </w:tc>
@@ -2314,7 +2314,7 @@
               <w:rPr>
                 <w:sz w:val="20"/>
               </w:rPr>
-              <w:t>25 × 42 × 11 mm</w:t>
+              <w:t>8 × 22 × 7 mm</w:t>
             </w:r>
           </w:p>
         </w:tc>
@@ -2338,7 +2338,7 @@
               <w:rPr>
                 <w:sz w:val="20"/>
               </w:rPr>
-              <w:t>1</w:t>
+              <w:t>4</w:t>
             </w:r>
           </w:p>
         </w:tc>
@@ -2356,7 +2356,7 @@
               <w:rPr>
                 <w:sz w:val="20"/>
               </w:rPr>
-              <w:t>Rodamiento radial 608</w:t>
+              <w:t>Tornillos M4 de la tapa</w:t>
             </w:r>
           </w:p>
         </w:tc>
@@ -2374,127 +2374,7 @@
               <w:rPr>
                 <w:sz w:val="20"/>
               </w:rPr>
-              <w:t>8 × 22 × 7 mm</w:t>
-            </w:r>
-          </w:p>
-        </w:tc>
-      </w:tr>
-      <w:tr>
-        <w:trPr>
-          <w:cantSplit/>
-        </w:trPr>
-        <w:tc>
-          <w:tcPr>
-            <w:tcW w:type="dxa" w:w="680"/>
-            <w:vAlign w:val="center"/>
-            <w:shd w:fill="FFFFFF"/>
-          </w:tcPr>
-          <w:p>
-            <w:pPr>
-              <w:spacing w:after="0" w:line="252" w:lineRule="auto"/>
-              <w:jc w:val="center"/>
-            </w:pPr>
-            <w:r>
-              <w:rPr>
-                <w:sz w:val="20"/>
-              </w:rPr>
-              <w:t>6</w:t>
-            </w:r>
-          </w:p>
-        </w:tc>
-        <w:tc>
-          <w:tcPr>
-            <w:tcW w:type="dxa" w:w="2778"/>
-            <w:vAlign w:val="center"/>
-            <w:shd w:fill="FFFFFF"/>
-          </w:tcPr>
-          <w:p>
-            <w:pPr>
-              <w:spacing w:after="0" w:line="252" w:lineRule="auto"/>
-            </w:pPr>
-            <w:r>
-              <w:rPr>
-                <w:sz w:val="20"/>
-              </w:rPr>
-              <w:t>Tornillos M4 de la tapa</w:t>
-            </w:r>
-          </w:p>
-        </w:tc>
-        <w:tc>
-          <w:tcPr>
-            <w:tcW w:type="dxa" w:w="6406"/>
-            <w:vAlign w:val="center"/>
-            <w:shd w:fill="FFFFFF"/>
-          </w:tcPr>
-          <w:p>
-            <w:pPr>
-              <w:spacing w:after="0" w:line="252" w:lineRule="auto"/>
-            </w:pPr>
-            <w:r>
-              <w:rPr>
-                <w:sz w:val="20"/>
-              </w:rPr>
               <w:t>Comprobar longitud y cabeza con la pila real; no hay longitud comercial aprobada</w:t>
-            </w:r>
-          </w:p>
-        </w:tc>
-      </w:tr>
-      <w:tr>
-        <w:trPr>
-          <w:cantSplit/>
-        </w:trPr>
-        <w:tc>
-          <w:tcPr>
-            <w:tcW w:type="dxa" w:w="680"/>
-            <w:vAlign w:val="center"/>
-            <w:shd w:fill="F4F4F4"/>
-          </w:tcPr>
-          <w:p>
-            <w:pPr>
-              <w:spacing w:after="0" w:line="252" w:lineRule="auto"/>
-              <w:jc w:val="center"/>
-            </w:pPr>
-            <w:r>
-              <w:rPr>
-                <w:sz w:val="20"/>
-              </w:rPr>
-              <w:t>6</w:t>
-            </w:r>
-          </w:p>
-        </w:tc>
-        <w:tc>
-          <w:tcPr>
-            <w:tcW w:type="dxa" w:w="2778"/>
-            <w:vAlign w:val="center"/>
-            <w:shd w:fill="F4F4F4"/>
-          </w:tcPr>
-          <w:p>
-            <w:pPr>
-              <w:spacing w:after="0" w:line="252" w:lineRule="auto"/>
-            </w:pPr>
-            <w:r>
-              <w:rPr>
-                <w:sz w:val="20"/>
-              </w:rPr>
-              <w:t>Tuercas cautivas M4</w:t>
-            </w:r>
-          </w:p>
-        </w:tc>
-        <w:tc>
-          <w:tcPr>
-            <w:tcW w:type="dxa" w:w="6406"/>
-            <w:vAlign w:val="center"/>
-            <w:shd w:fill="F4F4F4"/>
-          </w:tcPr>
-          <w:p>
-            <w:pPr>
-              <w:spacing w:after="0" w:line="252" w:lineRule="auto"/>
-            </w:pPr>
-            <w:r>
-              <w:rPr>
-                <w:sz w:val="20"/>
-              </w:rPr>
-              <w:t>Hexagonales; introducir completamente en los alojamientos de la carcasa</w:t>
             </w:r>
           </w:p>
         </w:tc>
@@ -2536,7 +2416,7 @@
               <w:rPr>
                 <w:sz w:val="20"/>
               </w:rPr>
-              <w:t>Tornillos de madera inferiores</w:t>
+              <w:t>Tuercas cautivas M4</w:t>
             </w:r>
           </w:p>
         </w:tc>
@@ -2554,7 +2434,7 @@
               <w:rPr>
                 <w:sz w:val="20"/>
               </w:rPr>
-              <w:t>Tornillo para madera 4 × 30 mm, cabeza plana Ø9; no imprimir; envolvente nominal no validada</w:t>
+              <w:t>Hexagonales; introducir completamente en los alojamientos de la carcasa</w:t>
             </w:r>
           </w:p>
         </w:tc>
@@ -2596,6 +2476,66 @@
               <w:rPr>
                 <w:sz w:val="20"/>
               </w:rPr>
+              <w:t>Tornillos de madera inferiores</w:t>
+            </w:r>
+          </w:p>
+        </w:tc>
+        <w:tc>
+          <w:tcPr>
+            <w:tcW w:type="dxa" w:w="6406"/>
+            <w:vAlign w:val="center"/>
+            <w:shd w:fill="F4F4F4"/>
+          </w:tcPr>
+          <w:p>
+            <w:pPr>
+              <w:spacing w:after="0" w:line="252" w:lineRule="auto"/>
+            </w:pPr>
+            <w:r>
+              <w:rPr>
+                <w:sz w:val="20"/>
+              </w:rPr>
+              <w:t>Tornillo para madera 4 × 30 mm, cabeza plana Ø9; no imprimir; envolvente nominal no validada</w:t>
+            </w:r>
+          </w:p>
+        </w:tc>
+      </w:tr>
+      <w:tr>
+        <w:trPr>
+          <w:cantSplit/>
+        </w:trPr>
+        <w:tc>
+          <w:tcPr>
+            <w:tcW w:type="dxa" w:w="680"/>
+            <w:vAlign w:val="center"/>
+            <w:shd w:fill="FFFFFF"/>
+          </w:tcPr>
+          <w:p>
+            <w:pPr>
+              <w:spacing w:after="0" w:line="252" w:lineRule="auto"/>
+              <w:jc w:val="center"/>
+            </w:pPr>
+            <w:r>
+              <w:rPr>
+                <w:sz w:val="20"/>
+              </w:rPr>
+              <w:t>4</w:t>
+            </w:r>
+          </w:p>
+        </w:tc>
+        <w:tc>
+          <w:tcPr>
+            <w:tcW w:type="dxa" w:w="2778"/>
+            <w:vAlign w:val="center"/>
+            <w:shd w:fill="FFFFFF"/>
+          </w:tcPr>
+          <w:p>
+            <w:pPr>
+              <w:spacing w:after="0" w:line="252" w:lineRule="auto"/>
+            </w:pPr>
+            <w:r>
+              <w:rPr>
+                <w:sz w:val="20"/>
+              </w:rPr>
               <w:t>Tornillos de madera superiores</w:t>
             </w:r>
           </w:p>
@@ -2604,7 +2544,7 @@
           <w:tcPr>
             <w:tcW w:type="dxa" w:w="6406"/>
             <w:vAlign w:val="center"/>
-            <w:shd w:fill="F4F4F4"/>
+            <w:shd w:fill="FFFFFF"/>
           </w:tcPr>
           <w:p>
             <w:pPr>
@@ -3551,7 +3491,7 @@
     </w:p>
     <w:p>
       <w:r>
-        <w:t>Disponga el hilo aislado en serpentinas repetidas y conectadas a través de las regiones polares activas del casete estacionario. Marque inicio A, final B y el recorrido de una repetición completa. En esta serie, una repetición completa de la misma serpentina cuenta como una vuelta. Las tres bobinas deben mantener el mismo recorrido y sentido de bobinado.</w:t>
+        <w:t>Guíe el hilo aislado como una serpentina continua alrededor de los 18 cuerpos redondeados del casete, alternando por el lado interior y exterior de la guía siguiente. Marque inicio A, fin B y el recorrido completo. Una vuelta por las 18 guías cuenta como una espira; todas las bobinas deben conservar recorrido y sentido.</w:t>
       </w:r>
     </w:p>
     <w:p>
@@ -3859,7 +3799,7 @@
     </w:p>
     <w:p>
       <w:r>
-        <w:t>Trabaje con el giro bloqueado y un útil que controle la atracción entre anillos magnéticos. La carcasa en forma de vaso abre hacia arriba. Revise antes alojamientos de tuerca, hombro, chaveta y recorrido del cable. Introduzca completamente las seis tuercas cautivas M4 antes de cerrar.</w:t>
+        <w:t>Trabaje con el giro bloqueado y un útil que controle la atracción entre anillos magnéticos. La carcasa abre hacia arriba. Revise alojamientos de tuerca, hombro, chaveta y cable. Introduzca completamente las cuatro tuercas cautivas M4 antes de cerrar.</w:t>
       </w:r>
     </w:p>
     <w:p>
@@ -3870,7 +3810,7 @@
         <w:t xml:space="preserve">1. Introducir el rotor magnético inferior. </w:t>
       </w:r>
       <w:r>
-        <w:t>Coloque la tuerca de par M8 en el alojamiento trasero. Introduzca rotor inferior, eje y separador en el vaso, con las caras magnéticas hacia arriba. El rotor completo queda dentro de la carcasa; tuerca y extremo de eje no deben tocar el fondo cerrado.</w:t>
+        <w:t>Coloque la tuerca de par M8 en el alojamiento trasero. Introduzca el rotor inferior con eje y casquillo integrado, imanes hacia arriba. El portaimanes queda dentro y el casquillo atraviesa libremente el centro estacionario. La tuerca y el eje no deben tocar el fondo.</w:t>
       </w:r>
     </w:p>
     <w:p>
@@ -3892,7 +3832,7 @@
         <w:t xml:space="preserve">3. Montar la tapa estacionaria. </w:t>
       </w:r>
       <w:r>
-        <w:t>Saque el cable por la salida lateral y alivie la tracción. Apoye la tapa plana y enrosque los seis tornillos M4 en las tuercas cautivas. Apriete gradual y uniformemente en cruz; deténgase ante separación o deformación. No hay par de apriete validado para PLA.</w:t>
+        <w:t>Saque el cable por la salida lateral y alivie la tracción. Apoye la tapa plana y enrosque los cuatro tornillos M4. Apriete gradual y uniformemente en cruz; deténgase ante separación o deformación. Los orificios exteriores del bastidor permanecen independientes. No hay par validado para PLA.</w:t>
       </w:r>
     </w:p>
     <w:p>
@@ -3946,7 +3886,7 @@
         <w:drawing>
           <wp:inline xmlns:a="http://schemas.openxmlformats.org/drawingml/2006/main" xmlns:pic="http://schemas.openxmlformats.org/drawingml/2006/picture">
             <wp:extent cx="6264000" cy="4384800"/>
-            <wp:docPr id="4" name="Picture 4" descr="E05. El rotor inferior independiente gira completamente dentro de la carcasa bajo el casete. Carcasa cortada delante; casete y tapa ocultos para inspección. Fondo cerrado · estacionario. Portaimanes inferior · giratorio. Imanes hacia arriba a la bobina · giratorios. Tuerca de par M8 en alojamiento trasero (oculta). Separador sobre eje M8 · giratorio." title="E05"/>
+            <wp:docPr id="4" name="Picture 4" descr="E05. El portaimanes inferior gira dentro de la carcasa; su casquillo integrado atraviesa el centro estacionario. Carcasa cortada delante; casete y tapa ocultos. Fondo cerrado · estacionario. Portaimanes e imanes · giratorios. Tuerca M8 posterior (oculta). Casquillo integrado · giratorio." title="E05"/>
             <wp:cNvGraphicFramePr>
               <a:graphicFrameLocks noChangeAspect="1"/>
             </wp:cNvGraphicFramePr>
@@ -3983,12 +3923,12 @@
         <w:keepLines/>
       </w:pPr>
       <w:r>
-        <w:t>E05  El rotor magnético inferior independiente gira totalmente dentro de la carcasa, debajo del casete.</w:t>
+        <w:t>E05  El portaimanes inferior gira dentro de la carcasa; su casquillo integrado atraviesa el centro estacionario.</w:t>
       </w:r>
     </w:p>
     <w:p>
       <w:r>
-        <w:t>El alojamiento trasero transmite par mediante la tuerca M8. El separador gira con el eje; la bobina no debe tocarlo. La envolvente del casquillo CAD tiene 12 × 17,85 mm de diámetro exterior y longitud. Compruebe en seco la sujeción real y la distancia al fondo antes de cortar.</w:t>
+        <w:t>El alojamiento trasero transmite par mediante la tuerca M8. El casquillo integrado forma parte del rotor inferior y no debe tocar la bobina. En CAD mide 12 × 17,85 mm de diámetro por altura, con paso M8 de 8,8 mm. Compruebe en seco la sujeción y el fondo.</w:t>
       </w:r>
     </w:p>
     <w:p>
@@ -4009,7 +3949,7 @@
         <w:drawing>
           <wp:inline xmlns:a="http://schemas.openxmlformats.org/drawingml/2006/main" xmlns:pic="http://schemas.openxmlformats.org/drawingml/2006/picture">
             <wp:extent cx="6264000" cy="4384800"/>
-            <wp:docPr id="5" name="Picture 5" descr="E06. Casete, tapa y base elevados; rotor inferior en la carcasa cortada. Rotor inferior debajo del bobinado estacionario. Palas de base acortadas para claridad. Base con portaimanes superior · giratoria. Tapa y asiento 51105 · estacionarios. Casete · estacionario. Espacio activo de bobinado · estacionario. Rotor inferior en carcasa · giratorio. Carcasa / orejetas · estacionarias. 6 × tornillo M4 de tapa (1 mostrado). 6 × tuerca cautiva M4 (1 mostrada). Ambos anillos tienen 18 polos hacia la bobina, arriba N S alternados y abajo S N. Ángulos iguales en la misma proyección +Z llevan polos opuestos; a 0 grados arriba N y abajo S, a 20 grados arriba S y abajo N." title="E06"/>
+            <wp:docPr id="5" name="Picture 5" descr="E06. Casete, tapa y base elevados; el rotor magnético inferior permanece en la carcasa seccionada. Rotor inferior bajo el bobinado estacionario. Álabes de la base acortados para facilitar la lectura. Base con portaimanes superior · giratoria. Tapa y alojamiento 51105 · estacionarios. Casete de bobina · estacionario. Espacio activo de bobinado · estacionario. Rotor magnético inferior en la carcasa · giratorio. Carcasa / orejetas del suelo · estacionarias. 4 × tornillo M4 de tapa (1 mostrado). 4 × tuerca cautiva M4 (1 mostrada). Ambos anillos tienen 18 polos orientados hacia el bobinado, alternando N S arriba y S N abajo. Los ángulos coincidentes en la misma proyección +Z llevan polos opuestos; a 0 grados, N arriba y S abajo, y a 20 grados, S arriba y N abajo." title="E06"/>
             <wp:cNvGraphicFramePr>
               <a:graphicFrameLocks noChangeAspect="1"/>
             </wp:cNvGraphicFramePr>
@@ -4208,7 +4148,7 @@
         <w:drawing>
           <wp:inline xmlns:a="http://schemas.openxmlformats.org/drawingml/2006/main" xmlns:pic="http://schemas.openxmlformats.org/drawingml/2006/picture">
             <wp:extent cx="6264000" cy="4384800"/>
-            <wp:docPr id="8" name="Picture 8" descr="E08. Casete sobre hombro de carcasa; tapa limita elevación. La única chaveta en −X bloquea giro. Probar ajuste en probeta de segmento. Tapa retiene axialmente el casete. Casete con nervio antigiro único. Hombro de carcasa y ranura de chaveta correspondiente." title="E08"/>
+            <wp:docPr id="8" name="Picture 8" descr="E08. Casete sobre hombro de carcasa; tapa limita elevación. La chaveta en −X bloquea giro. Probar ajuste en probeta. Tapa retiene axialmente. Casete con 18 cuerpos redondeados. Hombro y ranura correspondiente." title="E08"/>
             <wp:cNvGraphicFramePr>
               <a:graphicFrameLocks noChangeAspect="1"/>
             </wp:cNvGraphicFramePr>
@@ -4271,7 +4211,7 @@
         <w:drawing>
           <wp:inline xmlns:a="http://schemas.openxmlformats.org/drawingml/2006/main" xmlns:pic="http://schemas.openxmlformats.org/drawingml/2006/picture">
             <wp:extent cx="6264000" cy="4384800"/>
-            <wp:docPr id="9" name="Picture 9" descr="E09. Seis M4 fijan tapa estacionaria en tuercas cautivas de orejetas. Tornillos y tuercas son envolventes nominales. Acceso superior; revisar herramienta real. 6 × tornillo M4 · estacionario. Tapa con seis taladros pasantes. Orejetas con alojamientos hexagonales. 6 × tuerca cautiva M4 · estacionaria." title="E09"/>
+            <wp:docPr id="9" name="Picture 9" descr="E09. Cuatro M4 fijan la tapa; orificios exteriores separados fijan la carcasa al bastidor. Resalte y orificio comparten eje radial. Acceso superior. 4 × tornillo M4 · estacionario. Tapa con cuatro taladros. Ejes reforzados. 4 × tuerca cautiva M4 · estacionaria." title="E09"/>
             <wp:cNvGraphicFramePr>
               <a:graphicFrameLocks noChangeAspect="1"/>
             </wp:cNvGraphicFramePr>
@@ -4308,12 +4248,12 @@
         <w:keepLines/>
       </w:pPr>
       <w:r>
-        <w:t>E09  Seis tornillos M4 fijan la tapa estacionaria en tuercas cautivas de las orejetas de carcasa.</w:t>
+        <w:t>E09  Cuatro tornillos M4 fijan la tapa; orificios exteriores separados fijan la carcasa al bastidor.</w:t>
       </w:r>
     </w:p>
     <w:p>
       <w:r>
-        <w:t>Seis tornillos M4 y seis tuercas hexagonales cautivas unen tapa y carcasa. El acceso es superior. Tras apretar, la tapa debe quedar plana y el eje seguir girando libremente. Marque la posición de los tornillos para inspecciones posteriores.</w:t>
+        <w:t>Cuatro tornillos M4 y cuatro tuercas cautivas unen tapa y carcasa. Comparten ejes radiales con cuatro orificios de bastidor separados; los resaltes refuerzan las orejetas. El acceso es superior. La tapa debe quedar plana y el eje libre.</w:t>
       </w:r>
     </w:p>
     <w:p>
@@ -5249,7 +5189,7 @@
         <w:t xml:space="preserve">3. Retirar la tapa. </w:t>
       </w:r>
       <w:r>
-        <w:t>Guarde las piezas del rodamiento separadas según orientación. Afloje seis tornillos, levante la tapa y libere el alivio de tracción. Mantenga el rotor inferior asegurado dentro de la carcasa.</w:t>
+        <w:t>Guarde las piezas del rodamiento según orientación. Afloje cuatro tornillos, levante la tapa y libere el cable. Las fijaciones del bastidor siguen montadas; mantenga asegurado el rotor inferior.</w:t>
       </w:r>
     </w:p>
     <w:p>
@@ -5386,7 +5326,7 @@
               <w:rPr>
                 <w:sz w:val="20"/>
               </w:rPr>
-              <w:t>Medir saliente de imanes, altura de bobina, ambos entrehierros, separador y desplazamiento axial.</w:t>
+              <w:t>Medir saliente de imanes, altura de bobina, ambos entrehierros, casquillo integrado y desplazamiento axial.</w:t>
             </w:r>
           </w:p>
         </w:tc>
